--- a/hin/docx/21.content.docx
+++ b/hin/docx/21.content.docx
@@ -19,7 +19,7 @@
         <w:rPr>
           <w:lang w:val="hi_IN" w:bidi="hi_IN"/>
         </w:rPr>
-        <w:t>Resource: अध्ययन नोट्स - पुस्तक परिचय (टिंडेल)</w:t>
+        <w:t>Resource: Tyndale Open Study Notes</w:t>
       </w:r>
       <w:r>
         <w:rPr>
@@ -112,7 +112,7 @@
         <w:rPr>
           <w:lang w:val="hi_IN" w:bidi="hi_IN"/>
         </w:rPr>
-        <w:t>अध्ययन नोट्स - पुस्तक परिचय (टिंडेल)</w:t>
+        <w:t>Tyndale Open Study Notes</w:t>
       </w:r>
     </w:p>
     <w:p>

--- a/hin/docx/21.content.docx
+++ b/hin/docx/21.content.docx
@@ -19,7 +19,7 @@
         <w:rPr>
           <w:lang w:val="hi_IN" w:bidi="hi_IN"/>
         </w:rPr>
-        <w:t>Resource: Tyndale Open Study Notes</w:t>
+        <w:t>Resource: Aquifer Open Study Notes (Book Intros)</w:t>
       </w:r>
       <w:r>
         <w:rPr>
@@ -112,7 +112,7 @@
         <w:rPr>
           <w:lang w:val="hi_IN" w:bidi="hi_IN"/>
         </w:rPr>
-        <w:t>Tyndale Open Study Notes</w:t>
+        <w:t>Aquifer Open Study Notes (Book Intros)</w:t>
       </w:r>
     </w:p>
     <w:p>

--- a/hin/docx/21.content.docx
+++ b/hin/docx/21.content.docx
@@ -283,36 +283,24 @@
         </w:rPr>
         <w:t>सभोपदेशक की पुस्तक एक प्रवचन या प्रवचनों का संग्रह है जो जीवन के मूल्य और इसमें शामिल सभी चीजों का अन्वेषण करता है और यह बताता है कि लोग क्या करें। यह संग्रह सम्पादक की संक्षिप्त प्रस्तावना (</w:t>
       </w:r>
-      <w:hyperlink r:id="rId13">
-        <w:r>
-          <w:rPr>
-            <w:lang w:val="hi_IN" w:bidi="hi_IN"/>
-          </w:rPr>
-          <w:rPr>
-            <w:color w:val="0000EE"/>
-            <w:u w:val="single"/>
-          </w:rPr>
-          <w:t>1:1</w:t>
-        </w:r>
-      </w:hyperlink>
+      <w:r>
+        <w:rPr>
+          <w:lang w:val="hi_IN" w:bidi="hi_IN"/>
+        </w:rPr>
+        <w:t>1:1</w:t>
+      </w:r>
       <w:r>
         <w:rPr>
           <w:lang w:val="hi_IN" w:bidi="hi_IN"/>
         </w:rPr>
         <w:t>) और उनकी उपसंहार और निष्कर्ष (</w:t>
       </w:r>
-      <w:hyperlink r:id="rId14">
-        <w:r>
-          <w:rPr>
-            <w:lang w:val="hi_IN" w:bidi="hi_IN"/>
-          </w:rPr>
-          <w:rPr>
-            <w:color w:val="0000EE"/>
-            <w:u w:val="single"/>
-          </w:rPr>
-          <w:t>12:9–14</w:t>
-        </w:r>
-      </w:hyperlink>
+      <w:r>
+        <w:rPr>
+          <w:lang w:val="hi_IN" w:bidi="hi_IN"/>
+        </w:rPr>
+        <w:t>12:9–14</w:t>
+      </w:r>
       <w:r>
         <w:rPr>
           <w:lang w:val="hi_IN" w:bidi="hi_IN"/>
@@ -369,18 +357,12 @@
         </w:rPr>
         <w:t>” (</w:t>
       </w:r>
-      <w:hyperlink r:id="rId15">
-        <w:r>
-          <w:rPr>
-            <w:lang w:val="hi_IN" w:bidi="hi_IN"/>
-          </w:rPr>
-          <w:rPr>
-            <w:color w:val="0000EE"/>
-            <w:u w:val="single"/>
-          </w:rPr>
-          <w:t>12:13–14</w:t>
-        </w:r>
-      </w:hyperlink>
+      <w:r>
+        <w:rPr>
+          <w:lang w:val="hi_IN" w:bidi="hi_IN"/>
+        </w:rPr>
+        <w:t>12:13–14</w:t>
+      </w:r>
       <w:r>
         <w:rPr>
           <w:lang w:val="hi_IN" w:bidi="hi_IN"/>
@@ -412,126 +394,84 @@
         </w:rPr>
         <w:t xml:space="preserve">मुख्य वक्ता को एक राजा, "उपदेशक," और दाऊद के पुत्र के रूप में पहचाना गया है (देखें </w:t>
       </w:r>
-      <w:hyperlink r:id="rId13">
-        <w:r>
-          <w:rPr>
-            <w:lang w:val="hi_IN" w:bidi="hi_IN"/>
-          </w:rPr>
-          <w:rPr>
-            <w:color w:val="0000EE"/>
-            <w:u w:val="single"/>
-          </w:rPr>
-          <w:t>1:1</w:t>
-        </w:r>
-      </w:hyperlink>
+      <w:r>
+        <w:rPr>
+          <w:lang w:val="hi_IN" w:bidi="hi_IN"/>
+        </w:rPr>
+        <w:t>1:1</w:t>
+      </w:r>
       <w:r>
         <w:rPr>
           <w:lang w:val="hi_IN" w:bidi="hi_IN"/>
         </w:rPr>
         <w:t xml:space="preserve">, </w:t>
       </w:r>
-      <w:hyperlink r:id="rId16">
-        <w:r>
-          <w:rPr>
-            <w:lang w:val="hi_IN" w:bidi="hi_IN"/>
-          </w:rPr>
-          <w:rPr>
-            <w:color w:val="0000EE"/>
-            <w:u w:val="single"/>
-          </w:rPr>
-          <w:t>12</w:t>
-        </w:r>
-      </w:hyperlink>
+      <w:r>
+        <w:rPr>
+          <w:lang w:val="hi_IN" w:bidi="hi_IN"/>
+        </w:rPr>
+        <w:t>12</w:t>
+      </w:r>
       <w:r>
         <w:rPr>
           <w:lang w:val="hi_IN" w:bidi="hi_IN"/>
         </w:rPr>
         <w:t xml:space="preserve">, </w:t>
       </w:r>
-      <w:hyperlink r:id="rId17">
-        <w:r>
-          <w:rPr>
-            <w:lang w:val="hi_IN" w:bidi="hi_IN"/>
-          </w:rPr>
-          <w:rPr>
-            <w:color w:val="0000EE"/>
-            <w:u w:val="single"/>
-          </w:rPr>
-          <w:t>16</w:t>
-        </w:r>
-      </w:hyperlink>
+      <w:r>
+        <w:rPr>
+          <w:lang w:val="hi_IN" w:bidi="hi_IN"/>
+        </w:rPr>
+        <w:t>16</w:t>
+      </w:r>
       <w:r>
         <w:rPr>
           <w:lang w:val="hi_IN" w:bidi="hi_IN"/>
         </w:rPr>
         <w:t xml:space="preserve">; </w:t>
       </w:r>
-      <w:hyperlink r:id="rId18">
-        <w:r>
-          <w:rPr>
-            <w:lang w:val="hi_IN" w:bidi="hi_IN"/>
-          </w:rPr>
-          <w:rPr>
-            <w:color w:val="0000EE"/>
-            <w:u w:val="single"/>
-          </w:rPr>
-          <w:t>2:7</w:t>
-        </w:r>
-      </w:hyperlink>
+      <w:r>
+        <w:rPr>
+          <w:lang w:val="hi_IN" w:bidi="hi_IN"/>
+        </w:rPr>
+        <w:t>2:7</w:t>
+      </w:r>
       <w:r>
         <w:rPr>
           <w:lang w:val="hi_IN" w:bidi="hi_IN"/>
         </w:rPr>
         <w:t xml:space="preserve">, </w:t>
       </w:r>
-      <w:hyperlink r:id="rId19">
-        <w:r>
-          <w:rPr>
-            <w:lang w:val="hi_IN" w:bidi="hi_IN"/>
-          </w:rPr>
-          <w:rPr>
-            <w:color w:val="0000EE"/>
-            <w:u w:val="single"/>
-          </w:rPr>
-          <w:t>9</w:t>
-        </w:r>
-      </w:hyperlink>
+      <w:r>
+        <w:rPr>
+          <w:lang w:val="hi_IN" w:bidi="hi_IN"/>
+        </w:rPr>
+        <w:t>9</w:t>
+      </w:r>
       <w:r>
         <w:rPr>
           <w:lang w:val="hi_IN" w:bidi="hi_IN"/>
         </w:rPr>
         <w:t>); ये विवरण स्पष्ट रूप से सुलैमान की ओर संकेत करते हैं। उनके भाषण को एक सम्पादक की प्रारम्भिक और समापन टिप्पणियों के भीतर रखा गया है (</w:t>
       </w:r>
-      <w:hyperlink r:id="rId13">
-        <w:r>
-          <w:rPr>
-            <w:lang w:val="hi_IN" w:bidi="hi_IN"/>
-          </w:rPr>
-          <w:rPr>
-            <w:color w:val="0000EE"/>
-            <w:u w:val="single"/>
-          </w:rPr>
-          <w:t>1:1</w:t>
-        </w:r>
-      </w:hyperlink>
+      <w:r>
+        <w:rPr>
+          <w:lang w:val="hi_IN" w:bidi="hi_IN"/>
+        </w:rPr>
+        <w:t>1:1</w:t>
+      </w:r>
       <w:r>
         <w:rPr>
           <w:lang w:val="hi_IN" w:bidi="hi_IN"/>
         </w:rPr>
         <w:t xml:space="preserve">; </w:t>
       </w:r>
-      <w:hyperlink r:id="rId14">
-        <w:r>
-          <w:rPr>
-            <w:lang w:val="hi_IN" w:bidi="hi_IN"/>
-          </w:rPr>
-          <w:rPr>
-            <w:color w:val="0000EE"/>
-            <w:u w:val="single"/>
-          </w:rPr>
-          <w:t>12:9–14</w:t>
-        </w:r>
-      </w:hyperlink>
+      <w:r>
+        <w:rPr>
+          <w:lang w:val="hi_IN" w:bidi="hi_IN"/>
+        </w:rPr>
+        <w:t>12:9–14</w:t>
+      </w:r>
       <w:r>
         <w:rPr>
           <w:lang w:val="hi_IN" w:bidi="hi_IN"/>
@@ -552,54 +492,36 @@
         </w:rPr>
         <w:t xml:space="preserve">"उपदेशक" के लिए प्रयुक्त शब्द (इब्रानी कोहेलेत) का शाब्दिक अर्थ है "[वह जो] सभा या समुदाय को एकत्र करता है।" यह विचार पुस्तक के यूनानी शीर्षक, सभोपदेशक (यूनानी एक्लेसिया, "सभा, मण्डली") में व्यक्त किया गया है। कम से कम एक अवसर पर, सुलैमान ने इस्राएल के गोत्रों के प्रधानो और प्रतिनिधियों की एक सभा को सम्बोधित किया (देखें </w:t>
       </w:r>
-      <w:hyperlink r:id="rId20">
-        <w:r>
-          <w:rPr>
-            <w:lang w:val="hi_IN" w:bidi="hi_IN"/>
-          </w:rPr>
-          <w:rPr>
-            <w:color w:val="0000EE"/>
-            <w:u w:val="single"/>
-          </w:rPr>
-          <w:t>2 इति 5:2–7:7</w:t>
-        </w:r>
-      </w:hyperlink>
+      <w:r>
+        <w:rPr>
+          <w:lang w:val="hi_IN" w:bidi="hi_IN"/>
+        </w:rPr>
+        <w:t>2 इति 5:2–7:7</w:t>
+      </w:r>
       <w:r>
         <w:rPr>
           <w:lang w:val="hi_IN" w:bidi="hi_IN"/>
         </w:rPr>
         <w:t>)। हमें यह भी बताया गया है कि कई राजा और राजदूत सुलैमान की बुद्धि सुनने के लिए उसके पास आए थे (</w:t>
       </w:r>
-      <w:hyperlink r:id="rId21">
-        <w:r>
-          <w:rPr>
-            <w:lang w:val="hi_IN" w:bidi="hi_IN"/>
-          </w:rPr>
-          <w:rPr>
-            <w:color w:val="0000EE"/>
-            <w:u w:val="single"/>
-          </w:rPr>
-          <w:t>1 रा 4:34</w:t>
-        </w:r>
-      </w:hyperlink>
+      <w:r>
+        <w:rPr>
+          <w:lang w:val="hi_IN" w:bidi="hi_IN"/>
+        </w:rPr>
+        <w:t>1 रा 4:34</w:t>
+      </w:r>
       <w:r>
         <w:rPr>
           <w:lang w:val="hi_IN" w:bidi="hi_IN"/>
         </w:rPr>
         <w:t xml:space="preserve">; </w:t>
       </w:r>
-      <w:hyperlink r:id="rId22">
-        <w:r>
-          <w:rPr>
-            <w:lang w:val="hi_IN" w:bidi="hi_IN"/>
-          </w:rPr>
-          <w:rPr>
-            <w:color w:val="0000EE"/>
-            <w:u w:val="single"/>
-          </w:rPr>
-          <w:t>10:23–24</w:t>
-        </w:r>
-      </w:hyperlink>
+      <w:r>
+        <w:rPr>
+          <w:lang w:val="hi_IN" w:bidi="hi_IN"/>
+        </w:rPr>
+        <w:t>10:23–24</w:t>
+      </w:r>
       <w:r>
         <w:rPr>
           <w:lang w:val="hi_IN" w:bidi="hi_IN"/>
@@ -670,18 +592,12 @@
         </w:rPr>
         <w:t>उपदेशक इस दार्शनिक प्रश्न को सरकार और रोजमर्रा के जीवन के वास्तविक संसार के सन्दर्भ में प्रस्तुत करते हैं, जहाँ प्रशासकों और साधारण नागरिकों को जीवन के मार्गदर्शन की आवश्यकता होती है। उनका सन्देश एकीकृत है, और सम्पादक इसके निहितार्थों का सारांश प्रस्तुत करता है (</w:t>
       </w:r>
-      <w:hyperlink r:id="rId15">
-        <w:r>
-          <w:rPr>
-            <w:lang w:val="hi_IN" w:bidi="hi_IN"/>
-          </w:rPr>
-          <w:rPr>
-            <w:color w:val="0000EE"/>
-            <w:u w:val="single"/>
-          </w:rPr>
-          <w:t>12:13–14</w:t>
-        </w:r>
-      </w:hyperlink>
+      <w:r>
+        <w:rPr>
+          <w:lang w:val="hi_IN" w:bidi="hi_IN"/>
+        </w:rPr>
+        <w:t>12:13–14</w:t>
+      </w:r>
       <w:r>
         <w:rPr>
           <w:lang w:val="hi_IN" w:bidi="hi_IN"/>
